--- a/Data_Sources_and_Links/Data_Sources_and_Links.docx
+++ b/Data_Sources_and_Links/Data_Sources_and_Links.docx
@@ -50,7 +50,7 @@
       <w:r>
         <w:t xml:space="preserve"> </w:t>
       </w:r>
-      <w:hyperlink r:id="rId7" w:history="1">
+      <w:hyperlink r:id="rId7" w:anchor="signup" w:history="1">
         <w:r>
           <w:rPr>
             <w:rStyle w:val="Hyperlink"/>
@@ -172,19 +172,7 @@
           <w:rPr>
             <w:rStyle w:val="Hyperlink"/>
           </w:rPr>
-          <w:t>https://apps.bea.gov/API/signup/?_gl=1*r6v072*_ga*ODA2NDgzNDI1LjE3MzgwMzk1Njc.*_ga_J4698JNNFT*MTczODAzOTU2Ni4xLjEuMTczODAzO</w:t>
-        </w:r>
-        <w:r>
-          <w:rPr>
-            <w:rStyle w:val="Hyperlink"/>
-          </w:rPr>
-          <w:t>T</w:t>
-        </w:r>
-        <w:r>
-          <w:rPr>
-            <w:rStyle w:val="Hyperlink"/>
-          </w:rPr>
-          <w:t>YzMi41OS4wLjA</w:t>
+          <w:t>https://apps.bea.gov/API/signup/?_gl=1*r6v072*_ga*ODA2NDgzNDI1LjE3MzgwMzk1Njc.*_ga_J4698JNNFT*MTczODAzOTU2Ni4xLjEuMTczODAzOTYzMi41OS4wLjA</w:t>
         </w:r>
       </w:hyperlink>
     </w:p>
@@ -322,7 +310,7 @@
         </w:rPr>
         <w:t xml:space="preserve">Commission </w:t>
       </w:r>
-      <w:hyperlink r:id="rId16" w:history="1">
+      <w:hyperlink r:id="rId16" w:anchor="block-symsoft-page-title" w:history="1">
         <w:r>
           <w:rPr>
             <w:rStyle w:val="Hyperlink"/>
@@ -366,7 +354,7 @@
       <w:r>
         <w:t xml:space="preserve"> </w:t>
       </w:r>
-      <w:hyperlink r:id="rId18" w:history="1">
+      <w:hyperlink r:id="rId18" w:anchor="block-symsoft-page-title" w:history="1">
         <w:r>
           <w:rPr>
             <w:rStyle w:val="Hyperlink"/>
@@ -444,6 +432,17 @@
     </w:pPr>
     <w:r>
       <w:t>Lucko, Dylan</w:t>
+    </w:r>
+  </w:p>
+  <w:p>
+    <w:pPr>
+      <w:pStyle w:val="Header"/>
+    </w:pPr>
+    <w:r>
+      <w:t>Greener Roads, Cleaner Air? Evaluating the Effect of EV Subsidies on Air Quality</w:t>
+    </w:r>
+    <w:r>
+      <w:t xml:space="preserve"> Evidence from California</w:t>
     </w:r>
   </w:p>
   <w:p>

--- a/Data_Sources_and_Links/Data_Sources_and_Links.docx
+++ b/Data_Sources_and_Links/Data_Sources_and_Links.docx
@@ -83,6 +83,28 @@
     </w:p>
     <w:p>
       <w:pPr>
+        <w:ind w:left="720"/>
+      </w:pPr>
+      <w:r>
+        <w:rPr>
+          <w:rStyle w:val="Strong"/>
+        </w:rPr>
+        <w:t>Download Parameter Codes:</w:t>
+      </w:r>
+      <w:r>
+        <w:t xml:space="preserve"> </w:t>
+      </w:r>
+      <w:hyperlink r:id="rId9" w:history="1">
+        <w:r>
+          <w:rPr>
+            <w:rStyle w:val="Hyperlink"/>
+          </w:rPr>
+          <w:t>https://aqs.epa.gov/aqsweb/documents/codetables/parameters.csv</w:t>
+        </w:r>
+      </w:hyperlink>
+    </w:p>
+    <w:p>
+      <w:pPr>
         <w:pStyle w:val="Heading1"/>
         <w:rPr>
           <w:color w:val="002060"/>
@@ -116,7 +138,7 @@
         </w:rPr>
         <w:t xml:space="preserve">: </w:t>
       </w:r>
-      <w:hyperlink r:id="rId9" w:history="1">
+      <w:hyperlink r:id="rId10" w:history="1">
         <w:r>
           <w:rPr>
             <w:rStyle w:val="Hyperlink"/>
@@ -135,7 +157,7 @@
       <w:r>
         <w:t xml:space="preserve"> </w:t>
       </w:r>
-      <w:hyperlink r:id="rId10" w:history="1">
+      <w:hyperlink r:id="rId11" w:history="1">
         <w:r>
           <w:rPr>
             <w:rStyle w:val="Hyperlink"/>
@@ -167,7 +189,7 @@
         </w:rPr>
         <w:t xml:space="preserve">BEA API: </w:t>
       </w:r>
-      <w:hyperlink r:id="rId11" w:history="1">
+      <w:hyperlink r:id="rId12" w:history="1">
         <w:r>
           <w:rPr>
             <w:rStyle w:val="Hyperlink"/>
@@ -206,7 +228,7 @@
       <w:r>
         <w:t xml:space="preserve"> </w:t>
       </w:r>
-      <w:hyperlink r:id="rId12" w:history="1">
+      <w:hyperlink r:id="rId13" w:history="1">
         <w:r>
           <w:rPr>
             <w:rStyle w:val="Hyperlink"/>
@@ -241,7 +263,7 @@
       <w:r>
         <w:t xml:space="preserve"> </w:t>
       </w:r>
-      <w:hyperlink r:id="rId13" w:history="1">
+      <w:hyperlink r:id="rId14" w:history="1">
         <w:r>
           <w:rPr>
             <w:rStyle w:val="Hyperlink"/>
@@ -266,7 +288,7 @@
       <w:r>
         <w:t xml:space="preserve"> </w:t>
       </w:r>
-      <w:hyperlink r:id="rId14" w:history="1">
+      <w:hyperlink r:id="rId15" w:history="1">
         <w:r>
           <w:rPr>
             <w:rStyle w:val="Hyperlink"/>
@@ -285,7 +307,7 @@
       <w:r>
         <w:t xml:space="preserve"> </w:t>
       </w:r>
-      <w:hyperlink r:id="rId15" w:history="1">
+      <w:hyperlink r:id="rId16" w:history="1">
         <w:r>
           <w:rPr>
             <w:rStyle w:val="Hyperlink"/>
@@ -310,7 +332,7 @@
         </w:rPr>
         <w:t xml:space="preserve">Commission </w:t>
       </w:r>
-      <w:hyperlink r:id="rId16" w:anchor="block-symsoft-page-title" w:history="1">
+      <w:hyperlink r:id="rId17" w:anchor="block-symsoft-page-title" w:history="1">
         <w:r>
           <w:rPr>
             <w:rStyle w:val="Hyperlink"/>
@@ -332,7 +354,7 @@
       <w:r>
         <w:t xml:space="preserve"> </w:t>
       </w:r>
-      <w:hyperlink r:id="rId17" w:history="1">
+      <w:hyperlink r:id="rId18" w:history="1">
         <w:r>
           <w:rPr>
             <w:rStyle w:val="Hyperlink"/>
@@ -354,7 +376,7 @@
       <w:r>
         <w:t xml:space="preserve"> </w:t>
       </w:r>
-      <w:hyperlink r:id="rId18" w:anchor="block-symsoft-page-title" w:history="1">
+      <w:hyperlink r:id="rId19" w:anchor="block-symsoft-page-title" w:history="1">
         <w:r>
           <w:rPr>
             <w:rStyle w:val="Hyperlink"/>
@@ -364,7 +386,7 @@
       </w:hyperlink>
     </w:p>
     <w:sectPr>
-      <w:headerReference w:type="default" r:id="rId19"/>
+      <w:headerReference w:type="default" r:id="rId20"/>
       <w:pgSz w:w="12240" w:h="15840"/>
       <w:pgMar w:top="1440" w:right="1440" w:bottom="1440" w:left="1440" w:header="720" w:footer="720" w:gutter="0"/>
       <w:cols w:space="720"/>

--- a/Data_Sources_and_Links/Data_Sources_and_Links.docx
+++ b/Data_Sources_and_Links/Data_Sources_and_Links.docx
@@ -105,6 +105,25 @@
     </w:p>
     <w:p>
       <w:pPr>
+        <w:ind w:left="720"/>
+      </w:pPr>
+      <w:r>
+        <w:rPr>
+          <w:rStyle w:val="Strong"/>
+        </w:rPr>
+        <w:t xml:space="preserve">Parameter Classifications: </w:t>
+      </w:r>
+      <w:hyperlink r:id="rId10" w:history="1">
+        <w:r>
+          <w:rPr>
+            <w:rStyle w:val="Hyperlink"/>
+          </w:rPr>
+          <w:t>https://aqs.epa.gov/aqsweb/documents/codetables/parameter_classes.html</w:t>
+        </w:r>
+      </w:hyperlink>
+    </w:p>
+    <w:p>
+      <w:pPr>
         <w:pStyle w:val="Heading1"/>
         <w:rPr>
           <w:color w:val="002060"/>
@@ -138,7 +157,7 @@
         </w:rPr>
         <w:t xml:space="preserve">: </w:t>
       </w:r>
-      <w:hyperlink r:id="rId10" w:history="1">
+      <w:hyperlink r:id="rId11" w:history="1">
         <w:r>
           <w:rPr>
             <w:rStyle w:val="Hyperlink"/>
@@ -157,7 +176,7 @@
       <w:r>
         <w:t xml:space="preserve"> </w:t>
       </w:r>
-      <w:hyperlink r:id="rId11" w:history="1">
+      <w:hyperlink r:id="rId12" w:history="1">
         <w:r>
           <w:rPr>
             <w:rStyle w:val="Hyperlink"/>
@@ -189,7 +208,7 @@
         </w:rPr>
         <w:t xml:space="preserve">BEA API: </w:t>
       </w:r>
-      <w:hyperlink r:id="rId12" w:history="1">
+      <w:hyperlink r:id="rId13" w:history="1">
         <w:r>
           <w:rPr>
             <w:rStyle w:val="Hyperlink"/>
@@ -228,7 +247,7 @@
       <w:r>
         <w:t xml:space="preserve"> </w:t>
       </w:r>
-      <w:hyperlink r:id="rId13" w:history="1">
+      <w:hyperlink r:id="rId14" w:history="1">
         <w:r>
           <w:rPr>
             <w:rStyle w:val="Hyperlink"/>
@@ -263,7 +282,7 @@
       <w:r>
         <w:t xml:space="preserve"> </w:t>
       </w:r>
-      <w:hyperlink r:id="rId14" w:history="1">
+      <w:hyperlink r:id="rId15" w:history="1">
         <w:r>
           <w:rPr>
             <w:rStyle w:val="Hyperlink"/>
@@ -288,7 +307,7 @@
       <w:r>
         <w:t xml:space="preserve"> </w:t>
       </w:r>
-      <w:hyperlink r:id="rId15" w:history="1">
+      <w:hyperlink r:id="rId16" w:history="1">
         <w:r>
           <w:rPr>
             <w:rStyle w:val="Hyperlink"/>
@@ -307,7 +326,7 @@
       <w:r>
         <w:t xml:space="preserve"> </w:t>
       </w:r>
-      <w:hyperlink r:id="rId16" w:history="1">
+      <w:hyperlink r:id="rId17" w:history="1">
         <w:r>
           <w:rPr>
             <w:rStyle w:val="Hyperlink"/>
@@ -332,7 +351,7 @@
         </w:rPr>
         <w:t xml:space="preserve">Commission </w:t>
       </w:r>
-      <w:hyperlink r:id="rId17" w:anchor="block-symsoft-page-title" w:history="1">
+      <w:hyperlink r:id="rId18" w:anchor="block-symsoft-page-title" w:history="1">
         <w:r>
           <w:rPr>
             <w:rStyle w:val="Hyperlink"/>
@@ -354,7 +373,7 @@
       <w:r>
         <w:t xml:space="preserve"> </w:t>
       </w:r>
-      <w:hyperlink r:id="rId18" w:history="1">
+      <w:hyperlink r:id="rId19" w:history="1">
         <w:r>
           <w:rPr>
             <w:rStyle w:val="Hyperlink"/>
@@ -376,7 +395,7 @@
       <w:r>
         <w:t xml:space="preserve"> </w:t>
       </w:r>
-      <w:hyperlink r:id="rId19" w:anchor="block-symsoft-page-title" w:history="1">
+      <w:hyperlink r:id="rId20" w:anchor="block-symsoft-page-title" w:history="1">
         <w:r>
           <w:rPr>
             <w:rStyle w:val="Hyperlink"/>
@@ -385,8 +404,54 @@
         </w:r>
       </w:hyperlink>
     </w:p>
+    <w:p>
+      <w:pPr>
+        <w:ind w:left="720"/>
+      </w:pPr>
+    </w:p>
+    <w:p/>
+    <w:p>
+      <w:pPr>
+        <w:pStyle w:val="Heading1"/>
+        <w:rPr>
+          <w:color w:val="002060"/>
+          <w:u w:val="single"/>
+        </w:rPr>
+      </w:pPr>
+      <w:r>
+        <w:rPr>
+          <w:color w:val="002060"/>
+          <w:u w:val="single"/>
+        </w:rPr>
+        <w:t>California County Boundaries GIS</w:t>
+      </w:r>
+    </w:p>
+    <w:p>
+      <w:r>
+        <w:rPr>
+          <w:rStyle w:val="Strong"/>
+        </w:rPr>
+        <w:t>County Boundary:</w:t>
+      </w:r>
+      <w:r>
+        <w:t xml:space="preserve"> </w:t>
+      </w:r>
+      <w:hyperlink r:id="rId21" w:history="1">
+        <w:r>
+          <w:rPr>
+            <w:rStyle w:val="Hyperlink"/>
+          </w:rPr>
+          <w:t>https://gis.data.ca.gov/datasets/CALFIRE-Forestry::california-county-boundaries/explore?location=36.101341%2C-119.002032%2C5.51</w:t>
+        </w:r>
+      </w:hyperlink>
+    </w:p>
+    <w:p>
+      <w:pPr>
+        <w:ind w:left="720"/>
+      </w:pPr>
+    </w:p>
     <w:sectPr>
-      <w:headerReference w:type="default" r:id="rId20"/>
+      <w:headerReference w:type="default" r:id="rId22"/>
       <w:pgSz w:w="12240" w:h="15840"/>
       <w:pgMar w:top="1440" w:right="1440" w:bottom="1440" w:left="1440" w:header="720" w:footer="720" w:gutter="0"/>
       <w:cols w:space="720"/>
